--- a/manuscript/word/volume_01/ch_012.docx
+++ b/manuscript/word/volume_01/ch_012.docx
@@ -195,7 +195,7 @@
           <w:color w:val="141414"/>
           <w:sz w:val="24"/>
         </w:rPr>
-        <w:t>Tôi khép hờ mi mắt, cắt đứt hoàn toàn mọi âm thanh của ngoại cảnh.</w:t>
+        <w:t>Tôi khép hờ mi mắt, gạt bỏ hoàn toàn mọi tạp âm của ngoại cảnh.</w:t>
       </w:r>
     </w:p>
     <w:p>

--- a/manuscript/word/volume_01/ch_012.docx
+++ b/manuscript/word/volume_01/ch_012.docx
@@ -15,7 +15,7 @@
         </w:rPr>
         <w:t>PHÁ TRỜI</w:t>
         <w:br/>
-        <w:t>CHƯƠNG 12: CHU THIÊN ĐẦU TIÊN</w:t>
+        <w:t>CHƯƠNG 12: CHƯƠNG 12</w:t>
       </w:r>
     </w:p>
     <w:p>
@@ -525,7 +525,7 @@
           <w:color w:val="141414"/>
           <w:sz w:val="24"/>
         </w:rPr>
-        <w:t>Một vòng tuần hoàn hoàn chỉnh.</w:t>
+        <w:t>Một vòng tuần hoàn trọn vẹn.</w:t>
       </w:r>
     </w:p>
     <w:p>
